--- a/Project Rooms/Operating Agreements/sources/Jeff Watson/Simplified OA Subfiles/02 - Summary of Operating Agreement Articles.docx
+++ b/Project Rooms/Operating Agreements/sources/Jeff Watson/Simplified OA Subfiles/02 - Summary of Operating Agreement Articles.docx
@@ -2275,12 +2275,8 @@
       </w:pPr>
     </w:p>
     <w:sectPr>
-      <w:headerReference w:type="even" r:id="rId15"/>
-      <w:headerReference w:type="default" r:id="rId16"/>
-      <w:footerReference w:type="even" r:id="rId17"/>
-      <w:footerReference w:type="default" r:id="rId18"/>
-      <w:headerReference w:type="first" r:id="rId19"/>
-      <w:footerReference w:type="first" r:id="rId20"/>
+      <w:headerReference w:type="default" r:id="rId24"/>
+      <w:footerReference w:type="default" r:id="rId25"/>
       <w:pgSz w:w="12240" w:h="15840"/>
       <w:pgMar w:top="1440" w:right="1440" w:bottom="1440" w:left="1440" w:header="720" w:footer="720" w:gutter="0"/>
       <w:cols w:space="720"/>
@@ -2434,6 +2430,16 @@
 </w:ftr>
 </file>
 
+<file path=word/footer4.xml><?xml version="1.0" encoding="utf-8"?>
+<w:ftr xmlns:m="http://schemas.openxmlformats.org/officeDocument/2006/math" xmlns:mc="http://schemas.openxmlformats.org/markup-compatibility/2006" xmlns:mo="http://schemas.microsoft.com/office/mac/office/2008/main" xmlns:mv="urn:schemas-microsoft-com:mac:vml" xmlns:o="urn:schemas-microsoft-com:office:office" xmlns:r="http://schemas.openxmlformats.org/officeDocument/2006/relationships" xmlns:v="urn:schemas-microsoft-com:vml" xmlns:w10="urn:schemas-microsoft-com:office:word" xmlns:w14="http://schemas.microsoft.com/office/word/2010/wordml" xmlns:w="http://schemas.openxmlformats.org/wordprocessingml/2006/main" xmlns:wne="http://schemas.microsoft.com/office/word/2006/wordml" xmlns:wp14="http://schemas.microsoft.com/office/word/2010/wordprocessingDrawing" xmlns:wp="http://schemas.openxmlformats.org/drawingml/2006/wordprocessingDrawing" xmlns:wpc="http://schemas.microsoft.com/office/word/2010/wordprocessingCanvas" xmlns:wpg="http://schemas.microsoft.com/office/word/2010/wordprocessingGroup" xmlns:wpi="http://schemas.microsoft.com/office/word/2010/wordprocessingInk" xmlns:wps="http://schemas.microsoft.com/office/word/2010/wordprocessingShape" mc:Ignorable="w14 wp14">
+  <w:p>
+    <w:pPr>
+      <w:pStyle w:val="Footer"/>
+    </w:pPr>
+  </w:p>
+</w:ftr>
+</file>
+
 <file path=word/footnotes.xml><?xml version="1.0" encoding="utf-8"?>
 <w:footnotes xmlns:wpc="http://schemas.microsoft.com/office/word/2010/wordprocessingCanvas" xmlns:cx="http://schemas.microsoft.com/office/drawing/2014/chartex" xmlns:cx1="http://schemas.microsoft.com/office/drawing/2015/9/8/chartex" xmlns:cx2="http://schemas.microsoft.com/office/drawing/2015/10/21/chartex" xmlns:cx3="http://schemas.microsoft.com/office/drawing/2016/5/9/chartex" xmlns:cx4="http://schemas.microsoft.com/office/drawing/2016/5/10/chartex" xmlns:cx5="http://schemas.microsoft.com/office/drawing/2016/5/11/chartex" xmlns:cx6="http://schemas.microsoft.com/office/drawing/2016/5/12/chartex" xmlns:cx7="http://schemas.microsoft.com/office/drawing/2016/5/13/chartex" xmlns:cx8="http://schemas.microsoft.com/office/drawing/2016/5/14/chartex" xmlns:mc="http://schemas.openxmlformats.org/markup-compatibility/2006" xmlns:aink="http://schemas.microsoft.com/office/drawing/2016/ink" xmlns:am3d="http://schemas.microsoft.com/office/drawing/2017/model3d" xmlns:o="urn:schemas-microsoft-com:office:office" xmlns:oel="http://schemas.microsoft.com/office/2019/extlst" xmlns:r="http://schemas.openxmlformats.org/officeDocument/2006/relationships" xmlns:m="http://schemas.openxmlformats.org/officeDocument/2006/math" xmlns:v="urn:schemas-microsoft-com:vml" xmlns:wp14="http://schemas.microsoft.com/office/word/2010/wordprocessingDrawing" xmlns:wp="http://schemas.openxmlformats.org/drawingml/2006/wordprocessingDrawing" xmlns:w10="urn:schemas-microsoft-com:office:word" xmlns:w="http://schemas.openxmlformats.org/wordprocessingml/2006/main" xmlns:w14="http://schemas.microsoft.com/office/word/2010/wordml" xmlns:w15="http://schemas.microsoft.com/office/word/2012/wordml" xmlns:w16cex="http://schemas.microsoft.com/office/word/2018/wordml/cex" xmlns:w16cid="http://schemas.microsoft.com/office/word/2016/wordml/cid" xmlns:w16="http://schemas.microsoft.com/office/word/2018/wordml" xmlns:w16du="http://schemas.microsoft.com/office/word/2023/wordml/word16du" xmlns:w16sdtdh="http://schemas.microsoft.com/office/word/2020/wordml/sdtdatahash" xmlns:w16sdtfl="http://schemas.microsoft.com/office/word/2024/wordml/sdtformatlock" xmlns:w16se="http://schemas.microsoft.com/office/word/2015/wordml/symex" xmlns:wpg="http://schemas.microsoft.com/office/word/2010/wordprocessingGroup" xmlns:wpi="http://schemas.microsoft.com/office/word/2010/wordprocessingInk" xmlns:wne="http://schemas.microsoft.com/office/word/2006/wordml" xmlns:wps="http://schemas.microsoft.com/office/word/2010/wordprocessingShape" mc:Ignorable="w14 w15 w16se w16cid w16 w16cex w16sdtdh w16sdtfl w16du wp14">
   <w:footnote w:type="separator" w:id="-1">
@@ -2488,6 +2494,16 @@
 
 <file path=word/header3.xml><?xml version="1.0" encoding="utf-8"?>
 <w:hdr xmlns:wpc="http://schemas.microsoft.com/office/word/2010/wordprocessingCanvas" xmlns:cx="http://schemas.microsoft.com/office/drawing/2014/chartex" xmlns:cx1="http://schemas.microsoft.com/office/drawing/2015/9/8/chartex" xmlns:cx2="http://schemas.microsoft.com/office/drawing/2015/10/21/chartex" xmlns:cx3="http://schemas.microsoft.com/office/drawing/2016/5/9/chartex" xmlns:cx4="http://schemas.microsoft.com/office/drawing/2016/5/10/chartex" xmlns:cx5="http://schemas.microsoft.com/office/drawing/2016/5/11/chartex" xmlns:cx6="http://schemas.microsoft.com/office/drawing/2016/5/12/chartex" xmlns:cx7="http://schemas.microsoft.com/office/drawing/2016/5/13/chartex" xmlns:cx8="http://schemas.microsoft.com/office/drawing/2016/5/14/chartex" xmlns:mc="http://schemas.openxmlformats.org/markup-compatibility/2006" xmlns:aink="http://schemas.microsoft.com/office/drawing/2016/ink" xmlns:am3d="http://schemas.microsoft.com/office/drawing/2017/model3d" xmlns:o="urn:schemas-microsoft-com:office:office" xmlns:oel="http://schemas.microsoft.com/office/2019/extlst" xmlns:r="http://schemas.openxmlformats.org/officeDocument/2006/relationships" xmlns:m="http://schemas.openxmlformats.org/officeDocument/2006/math" xmlns:v="urn:schemas-microsoft-com:vml" xmlns:wp14="http://schemas.microsoft.com/office/word/2010/wordprocessingDrawing" xmlns:wp="http://schemas.openxmlformats.org/drawingml/2006/wordprocessingDrawing" xmlns:w10="urn:schemas-microsoft-com:office:word" xmlns:w="http://schemas.openxmlformats.org/wordprocessingml/2006/main" xmlns:w14="http://schemas.microsoft.com/office/word/2010/wordml" xmlns:w15="http://schemas.microsoft.com/office/word/2012/wordml" xmlns:w16cex="http://schemas.microsoft.com/office/word/2018/wordml/cex" xmlns:w16cid="http://schemas.microsoft.com/office/word/2016/wordml/cid" xmlns:w16="http://schemas.microsoft.com/office/word/2018/wordml" xmlns:w16du="http://schemas.microsoft.com/office/word/2023/wordml/word16du" xmlns:w16sdtdh="http://schemas.microsoft.com/office/word/2020/wordml/sdtdatahash" xmlns:w16sdtfl="http://schemas.microsoft.com/office/word/2024/wordml/sdtformatlock" xmlns:w16se="http://schemas.microsoft.com/office/word/2015/wordml/symex" xmlns:wpg="http://schemas.microsoft.com/office/word/2010/wordprocessingGroup" xmlns:wpi="http://schemas.microsoft.com/office/word/2010/wordprocessingInk" xmlns:wne="http://schemas.microsoft.com/office/word/2006/wordml" xmlns:wps="http://schemas.microsoft.com/office/word/2010/wordprocessingShape" mc:Ignorable="w14 w15 w16se w16cid w16 w16cex w16sdtdh w16sdtfl w16du wp14">
+  <w:p>
+    <w:pPr>
+      <w:pStyle w:val="Header"/>
+    </w:pPr>
+  </w:p>
+</w:hdr>
+</file>
+
+<file path=word/header4.xml><?xml version="1.0" encoding="utf-8"?>
+<w:hdr xmlns:m="http://schemas.openxmlformats.org/officeDocument/2006/math" xmlns:mc="http://schemas.openxmlformats.org/markup-compatibility/2006" xmlns:mo="http://schemas.microsoft.com/office/mac/office/2008/main" xmlns:mv="urn:schemas-microsoft-com:mac:vml" xmlns:o="urn:schemas-microsoft-com:office:office" xmlns:r="http://schemas.openxmlformats.org/officeDocument/2006/relationships" xmlns:v="urn:schemas-microsoft-com:vml" xmlns:w10="urn:schemas-microsoft-com:office:word" xmlns:w14="http://schemas.microsoft.com/office/word/2010/wordml" xmlns:w="http://schemas.openxmlformats.org/wordprocessingml/2006/main" xmlns:wne="http://schemas.microsoft.com/office/word/2006/wordml" xmlns:wp14="http://schemas.microsoft.com/office/word/2010/wordprocessingDrawing" xmlns:wp="http://schemas.openxmlformats.org/drawingml/2006/wordprocessingDrawing" xmlns:wpc="http://schemas.microsoft.com/office/word/2010/wordprocessingCanvas" xmlns:wpg="http://schemas.microsoft.com/office/word/2010/wordprocessingGroup" xmlns:wpi="http://schemas.microsoft.com/office/word/2010/wordprocessingInk" xmlns:wps="http://schemas.microsoft.com/office/word/2010/wordprocessingShape" mc:Ignorable="w14 wp14">
   <w:p>
     <w:pPr>
       <w:pStyle w:val="Header"/>

--- a/Project Rooms/Operating Agreements/sources/Jeff Watson/Simplified OA Subfiles/02 - Summary of Operating Agreement Articles.docx
+++ b/Project Rooms/Operating Agreements/sources/Jeff Watson/Simplified OA Subfiles/02 - Summary of Operating Agreement Articles.docx
@@ -24,21 +24,7 @@
         <w:rPr>
           <w:szCs w:val="24"/>
         </w:rPr>
-        <w:t xml:space="preserve">This Section provides </w:t>
-      </w:r>
-      <w:proofErr w:type="gramStart"/>
-      <w:r>
-        <w:rPr>
-          <w:szCs w:val="24"/>
-        </w:rPr>
-        <w:t>a brief summary</w:t>
-      </w:r>
-      <w:proofErr w:type="gramEnd"/>
-      <w:r>
-        <w:rPr>
-          <w:szCs w:val="24"/>
-        </w:rPr>
-        <w:t xml:space="preserve"> of each Article in the Operating Agreement for Sell Your Home, LLC. It is intended for quick reference only. For legal interpretation, consult the full Operating Agreement further down in this document.</w:t>
+        <w:t>This Section provides a brief summary of each Article in the Operating Agreement for Sell Your Home, LLC. It is intended for quick reference only. For legal interpretation, consult the full Operating Agreement further down in this document.</w:t>
       </w:r>
     </w:p>
     <w:p>
@@ -113,21 +99,7 @@
         <w:rPr>
           <w:szCs w:val="24"/>
         </w:rPr>
-        <w:t xml:space="preserve">Additional offices </w:t>
-      </w:r>
-      <w:proofErr w:type="gramStart"/>
-      <w:r>
-        <w:rPr>
-          <w:szCs w:val="24"/>
-        </w:rPr>
-        <w:t>allowed</w:t>
-      </w:r>
-      <w:proofErr w:type="gramEnd"/>
-      <w:r>
-        <w:rPr>
-          <w:szCs w:val="24"/>
-        </w:rPr>
-        <w:t xml:space="preserve"> anywhere.</w:t>
+        <w:t>Additional offices allowed anywhere.</w:t>
       </w:r>
     </w:p>
     <w:p>
@@ -165,21 +137,7 @@
         <w:rPr>
           <w:szCs w:val="24"/>
         </w:rPr>
-        <w:t xml:space="preserve">Members can inspect records with written </w:t>
-      </w:r>
-      <w:proofErr w:type="gramStart"/>
-      <w:r>
-        <w:rPr>
-          <w:szCs w:val="24"/>
-        </w:rPr>
-        <w:t>request</w:t>
-      </w:r>
-      <w:proofErr w:type="gramEnd"/>
-      <w:r>
-        <w:rPr>
-          <w:szCs w:val="24"/>
-        </w:rPr>
-        <w:t xml:space="preserve"> but must not misuse info.</w:t>
+        <w:t>Members can inspect records with written request but must not misuse info.</w:t>
       </w:r>
     </w:p>
     <w:p>
@@ -502,21 +460,7 @@
         <w:rPr>
           <w:szCs w:val="24"/>
         </w:rPr>
-        <w:t xml:space="preserve">If a </w:t>
-      </w:r>
-      <w:proofErr w:type="gramStart"/>
-      <w:r>
-        <w:rPr>
-          <w:szCs w:val="24"/>
-        </w:rPr>
-        <w:t>Member</w:t>
-      </w:r>
-      <w:proofErr w:type="gramEnd"/>
-      <w:r>
-        <w:rPr>
-          <w:szCs w:val="24"/>
-        </w:rPr>
-        <w:t xml:space="preserve"> dies or becomes disabled, the Company may buy their Units within 90 days.</w:t>
+        <w:t>If a Member dies or becomes disabled, the Company may buy their Units within 90 days.</w:t>
       </w:r>
     </w:p>
     <w:p>
@@ -734,21 +678,7 @@
         <w:rPr>
           <w:szCs w:val="24"/>
         </w:rPr>
-        <w:t xml:space="preserve">: More than 50% of voting Units </w:t>
-      </w:r>
-      <w:proofErr w:type="gramStart"/>
-      <w:r>
-        <w:rPr>
-          <w:szCs w:val="24"/>
-        </w:rPr>
-        <w:t>required</w:t>
-      </w:r>
-      <w:proofErr w:type="gramEnd"/>
-      <w:r>
-        <w:rPr>
-          <w:szCs w:val="24"/>
-        </w:rPr>
-        <w:t xml:space="preserve"> to conduct business.</w:t>
+        <w:t>: More than 50% of voting Units required to conduct business.</w:t>
       </w:r>
     </w:p>
     <w:p>
@@ -894,21 +824,7 @@
         <w:rPr>
           <w:szCs w:val="24"/>
         </w:rPr>
-        <w:t xml:space="preserve">Manager(s) need not be Members and cannot be disqualified </w:t>
-      </w:r>
-      <w:proofErr w:type="gramStart"/>
-      <w:r>
-        <w:rPr>
-          <w:szCs w:val="24"/>
-        </w:rPr>
-        <w:t>persons</w:t>
-      </w:r>
-      <w:proofErr w:type="gramEnd"/>
-      <w:r>
-        <w:rPr>
-          <w:szCs w:val="24"/>
-        </w:rPr>
-        <w:t xml:space="preserve"> (e.g., IRA Account Holders).</w:t>
+        <w:t>Manager(s) need not be Members and cannot be disqualified persons (e.g., IRA Account Holders).</w:t>
       </w:r>
     </w:p>
     <w:p>
@@ -1124,21 +1040,7 @@
         <w:rPr>
           <w:szCs w:val="24"/>
         </w:rPr>
-        <w:t xml:space="preserve">Legal costs may be advanced before proceedings conclude if the Manager agrees to </w:t>
-      </w:r>
-      <w:proofErr w:type="gramStart"/>
-      <w:r>
-        <w:rPr>
-          <w:szCs w:val="24"/>
-        </w:rPr>
-        <w:t>repay if</w:t>
-      </w:r>
-      <w:proofErr w:type="gramEnd"/>
-      <w:r>
-        <w:rPr>
-          <w:szCs w:val="24"/>
-        </w:rPr>
-        <w:t xml:space="preserve"> found ineligible.</w:t>
+        <w:t>Legal costs may be advanced before proceedings conclude if the Manager agrees to repay if found ineligible.</w:t>
       </w:r>
     </w:p>
     <w:p>
@@ -1902,21 +1804,7 @@
         <w:rPr>
           <w:szCs w:val="24"/>
         </w:rPr>
-        <w:t xml:space="preserve">: Company can borrow for real estate only with 75% Member approval; disqualified </w:t>
-      </w:r>
-      <w:proofErr w:type="gramStart"/>
-      <w:r>
-        <w:rPr>
-          <w:szCs w:val="24"/>
-        </w:rPr>
-        <w:t>persons</w:t>
-      </w:r>
-      <w:proofErr w:type="gramEnd"/>
-      <w:r>
-        <w:rPr>
-          <w:szCs w:val="24"/>
-        </w:rPr>
-        <w:t xml:space="preserve"> cannot guarantee loans.</w:t>
+        <w:t>: Company can borrow for real estate only with 75% Member approval; disqualified persons cannot guarantee loans.</w:t>
       </w:r>
     </w:p>
     <w:p>
@@ -2275,8 +2163,8 @@
       </w:pPr>
     </w:p>
     <w:sectPr>
-      <w:headerReference w:type="default" r:id="rId24"/>
-      <w:footerReference w:type="default" r:id="rId25"/>
+      <w:headerReference w:type="default" r:id="rId21"/>
+      <w:footerReference w:type="default" r:id="rId22"/>
       <w:pgSz w:w="12240" w:h="15840"/>
       <w:pgMar w:top="1440" w:right="1440" w:bottom="1440" w:left="1440" w:header="720" w:footer="720" w:gutter="0"/>
       <w:cols w:space="720"/>
@@ -2288,7 +2176,7 @@
 
 <file path=word/comments.xml><?xml version="1.0" encoding="utf-8"?>
 <w:comments xmlns:wpc="http://schemas.microsoft.com/office/word/2010/wordprocessingCanvas" xmlns:cx="http://schemas.microsoft.com/office/drawing/2014/chartex" xmlns:cx1="http://schemas.microsoft.com/office/drawing/2015/9/8/chartex" xmlns:cx2="http://schemas.microsoft.com/office/drawing/2015/10/21/chartex" xmlns:cx3="http://schemas.microsoft.com/office/drawing/2016/5/9/chartex" xmlns:cx4="http://schemas.microsoft.com/office/drawing/2016/5/10/chartex" xmlns:cx5="http://schemas.microsoft.com/office/drawing/2016/5/11/chartex" xmlns:cx6="http://schemas.microsoft.com/office/drawing/2016/5/12/chartex" xmlns:cx7="http://schemas.microsoft.com/office/drawing/2016/5/13/chartex" xmlns:cx8="http://schemas.microsoft.com/office/drawing/2016/5/14/chartex" xmlns:mc="http://schemas.openxmlformats.org/markup-compatibility/2006" xmlns:aink="http://schemas.microsoft.com/office/drawing/2016/ink" xmlns:am3d="http://schemas.microsoft.com/office/drawing/2017/model3d" xmlns:o="urn:schemas-microsoft-com:office:office" xmlns:oel="http://schemas.microsoft.com/office/2019/extlst" xmlns:r="http://schemas.openxmlformats.org/officeDocument/2006/relationships" xmlns:m="http://schemas.openxmlformats.org/officeDocument/2006/math" xmlns:v="urn:schemas-microsoft-com:vml" xmlns:wp14="http://schemas.microsoft.com/office/word/2010/wordprocessingDrawing" xmlns:wp="http://schemas.openxmlformats.org/drawingml/2006/wordprocessingDrawing" xmlns:w10="urn:schemas-microsoft-com:office:word" xmlns:w="http://schemas.openxmlformats.org/wordprocessingml/2006/main" xmlns:w14="http://schemas.microsoft.com/office/word/2010/wordml" xmlns:w15="http://schemas.microsoft.com/office/word/2012/wordml" xmlns:w16cex="http://schemas.microsoft.com/office/word/2018/wordml/cex" xmlns:w16cid="http://schemas.microsoft.com/office/word/2016/wordml/cid" xmlns:w16="http://schemas.microsoft.com/office/word/2018/wordml" xmlns:w16du="http://schemas.microsoft.com/office/word/2023/wordml/word16du" xmlns:w16sdtdh="http://schemas.microsoft.com/office/word/2020/wordml/sdtdatahash" xmlns:w16sdtfl="http://schemas.microsoft.com/office/word/2024/wordml/sdtformatlock" xmlns:w16se="http://schemas.microsoft.com/office/word/2015/wordml/symex" xmlns:wpg="http://schemas.microsoft.com/office/word/2010/wordprocessingGroup" xmlns:wpi="http://schemas.microsoft.com/office/word/2010/wordprocessingInk" xmlns:wne="http://schemas.microsoft.com/office/word/2006/wordml" xmlns:wps="http://schemas.microsoft.com/office/word/2010/wordprocessingShape" mc:Ignorable="w14 w15 w16se w16cid w16 w16cex w16sdtdh w16sdtfl w16du wp14">
-  <w:comment w:id="4" w:author="Jeff Watson" w:date="2025-10-31T12:48:00Z" w:initials="JW">
+  <w:comment w:id="9" w:author="Jeff Watson" w:date="2025-10-31T12:48:00Z" w:initials="JW">
     <w:p>
       <w:pPr>
         <w:pStyle w:val="CommentText"/>
@@ -2431,7 +2319,7 @@
 </file>
 
 <file path=word/footer4.xml><?xml version="1.0" encoding="utf-8"?>
-<w:ftr xmlns:m="http://schemas.openxmlformats.org/officeDocument/2006/math" xmlns:mc="http://schemas.openxmlformats.org/markup-compatibility/2006" xmlns:mo="http://schemas.microsoft.com/office/mac/office/2008/main" xmlns:mv="urn:schemas-microsoft-com:mac:vml" xmlns:o="urn:schemas-microsoft-com:office:office" xmlns:r="http://schemas.openxmlformats.org/officeDocument/2006/relationships" xmlns:v="urn:schemas-microsoft-com:vml" xmlns:w10="urn:schemas-microsoft-com:office:word" xmlns:w14="http://schemas.microsoft.com/office/word/2010/wordml" xmlns:w="http://schemas.openxmlformats.org/wordprocessingml/2006/main" xmlns:wne="http://schemas.microsoft.com/office/word/2006/wordml" xmlns:wp14="http://schemas.microsoft.com/office/word/2010/wordprocessingDrawing" xmlns:wp="http://schemas.openxmlformats.org/drawingml/2006/wordprocessingDrawing" xmlns:wpc="http://schemas.microsoft.com/office/word/2010/wordprocessingCanvas" xmlns:wpg="http://schemas.microsoft.com/office/word/2010/wordprocessingGroup" xmlns:wpi="http://schemas.microsoft.com/office/word/2010/wordprocessingInk" xmlns:wps="http://schemas.microsoft.com/office/word/2010/wordprocessingShape" mc:Ignorable="w14 wp14">
+<w:ftr xmlns:wpc="http://schemas.microsoft.com/office/word/2010/wordprocessingCanvas" xmlns:cx="http://schemas.microsoft.com/office/drawing/2014/chartex" xmlns:cx1="http://schemas.microsoft.com/office/drawing/2015/9/8/chartex" xmlns:cx2="http://schemas.microsoft.com/office/drawing/2015/10/21/chartex" xmlns:cx3="http://schemas.microsoft.com/office/drawing/2016/5/9/chartex" xmlns:cx4="http://schemas.microsoft.com/office/drawing/2016/5/10/chartex" xmlns:cx5="http://schemas.microsoft.com/office/drawing/2016/5/11/chartex" xmlns:cx6="http://schemas.microsoft.com/office/drawing/2016/5/12/chartex" xmlns:cx7="http://schemas.microsoft.com/office/drawing/2016/5/13/chartex" xmlns:cx8="http://schemas.microsoft.com/office/drawing/2016/5/14/chartex" xmlns:mc="http://schemas.openxmlformats.org/markup-compatibility/2006" xmlns:aink="http://schemas.microsoft.com/office/drawing/2016/ink" xmlns:am3d="http://schemas.microsoft.com/office/drawing/2017/model3d" xmlns:o="urn:schemas-microsoft-com:office:office" xmlns:oel="http://schemas.microsoft.com/office/2019/extlst" xmlns:r="http://schemas.openxmlformats.org/officeDocument/2006/relationships" xmlns:m="http://schemas.openxmlformats.org/officeDocument/2006/math" xmlns:v="urn:schemas-microsoft-com:vml" xmlns:wp14="http://schemas.microsoft.com/office/word/2010/wordprocessingDrawing" xmlns:wp="http://schemas.openxmlformats.org/drawingml/2006/wordprocessingDrawing" xmlns:w10="urn:schemas-microsoft-com:office:word" xmlns:w="http://schemas.openxmlformats.org/wordprocessingml/2006/main" xmlns:w14="http://schemas.microsoft.com/office/word/2010/wordml" xmlns:w15="http://schemas.microsoft.com/office/word/2012/wordml" xmlns:w16cex="http://schemas.microsoft.com/office/word/2018/wordml/cex" xmlns:w16cid="http://schemas.microsoft.com/office/word/2016/wordml/cid" xmlns:w16="http://schemas.microsoft.com/office/word/2018/wordml" xmlns:w16du="http://schemas.microsoft.com/office/word/2023/wordml/word16du" xmlns:w16sdtdh="http://schemas.microsoft.com/office/word/2020/wordml/sdtdatahash" xmlns:w16sdtfl="http://schemas.microsoft.com/office/word/2024/wordml/sdtformatlock" xmlns:w16se="http://schemas.microsoft.com/office/word/2015/wordml/symex" xmlns:wpg="http://schemas.microsoft.com/office/word/2010/wordprocessingGroup" xmlns:wpi="http://schemas.microsoft.com/office/word/2010/wordprocessingInk" xmlns:wne="http://schemas.microsoft.com/office/word/2006/wordml" xmlns:wps="http://schemas.microsoft.com/office/word/2010/wordprocessingShape" mc:Ignorable="w14 w15 w16se w16cid w16 w16cex w16sdtdh w16sdtfl w16du wp14">
   <w:p>
     <w:pPr>
       <w:pStyle w:val="Footer"/>
@@ -2503,7 +2391,7 @@
 </file>
 
 <file path=word/header4.xml><?xml version="1.0" encoding="utf-8"?>
-<w:hdr xmlns:m="http://schemas.openxmlformats.org/officeDocument/2006/math" xmlns:mc="http://schemas.openxmlformats.org/markup-compatibility/2006" xmlns:mo="http://schemas.microsoft.com/office/mac/office/2008/main" xmlns:mv="urn:schemas-microsoft-com:mac:vml" xmlns:o="urn:schemas-microsoft-com:office:office" xmlns:r="http://schemas.openxmlformats.org/officeDocument/2006/relationships" xmlns:v="urn:schemas-microsoft-com:vml" xmlns:w10="urn:schemas-microsoft-com:office:word" xmlns:w14="http://schemas.microsoft.com/office/word/2010/wordml" xmlns:w="http://schemas.openxmlformats.org/wordprocessingml/2006/main" xmlns:wne="http://schemas.microsoft.com/office/word/2006/wordml" xmlns:wp14="http://schemas.microsoft.com/office/word/2010/wordprocessingDrawing" xmlns:wp="http://schemas.openxmlformats.org/drawingml/2006/wordprocessingDrawing" xmlns:wpc="http://schemas.microsoft.com/office/word/2010/wordprocessingCanvas" xmlns:wpg="http://schemas.microsoft.com/office/word/2010/wordprocessingGroup" xmlns:wpi="http://schemas.microsoft.com/office/word/2010/wordprocessingInk" xmlns:wps="http://schemas.microsoft.com/office/word/2010/wordprocessingShape" mc:Ignorable="w14 wp14">
+<w:hdr xmlns:wpc="http://schemas.microsoft.com/office/word/2010/wordprocessingCanvas" xmlns:cx="http://schemas.microsoft.com/office/drawing/2014/chartex" xmlns:cx1="http://schemas.microsoft.com/office/drawing/2015/9/8/chartex" xmlns:cx2="http://schemas.microsoft.com/office/drawing/2015/10/21/chartex" xmlns:cx3="http://schemas.microsoft.com/office/drawing/2016/5/9/chartex" xmlns:cx4="http://schemas.microsoft.com/office/drawing/2016/5/10/chartex" xmlns:cx5="http://schemas.microsoft.com/office/drawing/2016/5/11/chartex" xmlns:cx6="http://schemas.microsoft.com/office/drawing/2016/5/12/chartex" xmlns:cx7="http://schemas.microsoft.com/office/drawing/2016/5/13/chartex" xmlns:cx8="http://schemas.microsoft.com/office/drawing/2016/5/14/chartex" xmlns:mc="http://schemas.openxmlformats.org/markup-compatibility/2006" xmlns:aink="http://schemas.microsoft.com/office/drawing/2016/ink" xmlns:am3d="http://schemas.microsoft.com/office/drawing/2017/model3d" xmlns:o="urn:schemas-microsoft-com:office:office" xmlns:oel="http://schemas.microsoft.com/office/2019/extlst" xmlns:r="http://schemas.openxmlformats.org/officeDocument/2006/relationships" xmlns:m="http://schemas.openxmlformats.org/officeDocument/2006/math" xmlns:v="urn:schemas-microsoft-com:vml" xmlns:wp14="http://schemas.microsoft.com/office/word/2010/wordprocessingDrawing" xmlns:wp="http://schemas.openxmlformats.org/drawingml/2006/wordprocessingDrawing" xmlns:w10="urn:schemas-microsoft-com:office:word" xmlns:w="http://schemas.openxmlformats.org/wordprocessingml/2006/main" xmlns:w14="http://schemas.microsoft.com/office/word/2010/wordml" xmlns:w15="http://schemas.microsoft.com/office/word/2012/wordml" xmlns:w16cex="http://schemas.microsoft.com/office/word/2018/wordml/cex" xmlns:w16cid="http://schemas.microsoft.com/office/word/2016/wordml/cid" xmlns:w16="http://schemas.microsoft.com/office/word/2018/wordml" xmlns:w16du="http://schemas.microsoft.com/office/word/2023/wordml/word16du" xmlns:w16sdtdh="http://schemas.microsoft.com/office/word/2020/wordml/sdtdatahash" xmlns:w16sdtfl="http://schemas.microsoft.com/office/word/2024/wordml/sdtformatlock" xmlns:w16se="http://schemas.microsoft.com/office/word/2015/wordml/symex" xmlns:wpg="http://schemas.microsoft.com/office/word/2010/wordprocessingGroup" xmlns:wpi="http://schemas.microsoft.com/office/word/2010/wordprocessingInk" xmlns:wne="http://schemas.microsoft.com/office/word/2006/wordml" xmlns:wps="http://schemas.microsoft.com/office/word/2010/wordprocessingShape" mc:Ignorable="w14 w15 w16se w16cid w16 w16cex w16sdtdh w16sdtfl w16du wp14">
   <w:p>
     <w:pPr>
       <w:pStyle w:val="Header"/>
@@ -4661,6 +4549,9 @@
 
 <file path=word/people.xml><?xml version="1.0" encoding="utf-8"?>
 <w15:people xmlns:wpc="http://schemas.microsoft.com/office/word/2010/wordprocessingCanvas" xmlns:cx="http://schemas.microsoft.com/office/drawing/2014/chartex" xmlns:cx1="http://schemas.microsoft.com/office/drawing/2015/9/8/chartex" xmlns:cx2="http://schemas.microsoft.com/office/drawing/2015/10/21/chartex" xmlns:cx3="http://schemas.microsoft.com/office/drawing/2016/5/9/chartex" xmlns:cx4="http://schemas.microsoft.com/office/drawing/2016/5/10/chartex" xmlns:cx5="http://schemas.microsoft.com/office/drawing/2016/5/11/chartex" xmlns:cx6="http://schemas.microsoft.com/office/drawing/2016/5/12/chartex" xmlns:cx7="http://schemas.microsoft.com/office/drawing/2016/5/13/chartex" xmlns:cx8="http://schemas.microsoft.com/office/drawing/2016/5/14/chartex" xmlns:mc="http://schemas.openxmlformats.org/markup-compatibility/2006" xmlns:aink="http://schemas.microsoft.com/office/drawing/2016/ink" xmlns:am3d="http://schemas.microsoft.com/office/drawing/2017/model3d" xmlns:o="urn:schemas-microsoft-com:office:office" xmlns:oel="http://schemas.microsoft.com/office/2019/extlst" xmlns:r="http://schemas.openxmlformats.org/officeDocument/2006/relationships" xmlns:m="http://schemas.openxmlformats.org/officeDocument/2006/math" xmlns:v="urn:schemas-microsoft-com:vml" xmlns:wp14="http://schemas.microsoft.com/office/word/2010/wordprocessingDrawing" xmlns:wp="http://schemas.openxmlformats.org/drawingml/2006/wordprocessingDrawing" xmlns:w10="urn:schemas-microsoft-com:office:word" xmlns:w="http://schemas.openxmlformats.org/wordprocessingml/2006/main" xmlns:w14="http://schemas.microsoft.com/office/word/2010/wordml" xmlns:w15="http://schemas.microsoft.com/office/word/2012/wordml" xmlns:w16cex="http://schemas.microsoft.com/office/word/2018/wordml/cex" xmlns:w16cid="http://schemas.microsoft.com/office/word/2016/wordml/cid" xmlns:w16="http://schemas.microsoft.com/office/word/2018/wordml" xmlns:w16du="http://schemas.microsoft.com/office/word/2023/wordml/word16du" xmlns:w16sdtdh="http://schemas.microsoft.com/office/word/2020/wordml/sdtdatahash" xmlns:w16sdtfl="http://schemas.microsoft.com/office/word/2024/wordml/sdtformatlock" xmlns:w16se="http://schemas.microsoft.com/office/word/2015/wordml/symex" xmlns:wpg="http://schemas.microsoft.com/office/word/2010/wordprocessingGroup" xmlns:wpi="http://schemas.microsoft.com/office/word/2010/wordprocessingInk" xmlns:wne="http://schemas.microsoft.com/office/word/2006/wordml" xmlns:wps="http://schemas.microsoft.com/office/word/2010/wordprocessingShape" mc:Ignorable="w14 w15 w16se w16cid w16 w16cex w16sdtdh w16sdtfl w16du wp14">
+  <w15:person w15:author="Wes Will Buy Your Home">
+    <w15:presenceInfo w15:providerId="AD" w15:userId="S::WesWill@BuyYourHomeLLC.com::f11e14ef-79d4-4c0c-9ca8-f8d663a0e563"/>
+  </w15:person>
   <w15:person w15:author="Jeff Watson">
     <w15:presenceInfo w15:providerId="Windows Live" w15:userId="dcdb38203bf7a9b9"/>
   </w15:person>
@@ -16481,6 +16372,15 @@
 </file>
 
 <file path=customXml/item1.xml><?xml version="1.0" encoding="utf-8"?>
+<?mso-contentType ?>
+<FormTemplates xmlns="http://schemas.microsoft.com/sharepoint/v3/contenttype/forms">
+  <Display>DocumentLibraryForm</Display>
+  <Edit>DocumentLibraryForm</Edit>
+  <New>DocumentLibraryForm</New>
+</FormTemplates>
+</file>
+
+<file path=customXml/item2.xml><?xml version="1.0" encoding="utf-8"?>
 <ct:contentTypeSchema xmlns:ct="http://schemas.microsoft.com/office/2006/metadata/contentType" xmlns:ma="http://schemas.microsoft.com/office/2006/metadata/properties/metaAttributes" ct:_="" ma:_="" ma:contentTypeName="Document" ma:contentTypeID="0x010100DDC7FDB1C8256C4EA4678CC05D188078" ma:contentTypeVersion="20" ma:contentTypeDescription="Create a new document." ma:contentTypeScope="" ma:versionID="2a9650d830cc67299a1a440994d8139a">
   <xsd:schema xmlns:xsd="http://www.w3.org/2001/XMLSchema" xmlns:xs="http://www.w3.org/2001/XMLSchema" xmlns:p="http://schemas.microsoft.com/office/2006/metadata/properties" xmlns:ns2="ab9fedca-001d-4cc9-b244-d9c3be5a27d3" xmlns:ns3="42cc25d9-27fe-4f07-accb-ded05ec47eee" targetNamespace="http://schemas.microsoft.com/office/2006/metadata/properties" ma:root="true" ma:fieldsID="b7be75ccca685a650eabb79854d6018f" ns2:_="" ns3:_="">
     <xsd:import namespace="ab9fedca-001d-4cc9-b244-d9c3be5a27d3"/>
@@ -16747,16 +16647,11 @@
 </ct:contentTypeSchema>
 </file>
 
-<file path=customXml/item2.xml><?xml version="1.0" encoding="utf-8"?>
-<?mso-contentType ?>
-<FormTemplates xmlns="http://schemas.microsoft.com/sharepoint/v3/contenttype/forms">
-  <Display>DocumentLibraryForm</Display>
-  <Edit>DocumentLibraryForm</Edit>
-  <New>DocumentLibraryForm</New>
-</FormTemplates>
+<file path=customXml/item3.xml><?xml version="1.0" encoding="utf-8"?>
+<b:Sources xmlns:b="http://schemas.openxmlformats.org/officeDocument/2006/bibliography" xmlns="http://schemas.openxmlformats.org/officeDocument/2006/bibliography" SelectedStyle="/APA.XSL" StyleName="APA"/>
 </file>
 
-<file path=customXml/item3.xml><?xml version="1.0" encoding="utf-8"?>
+<file path=customXml/item4.xml><?xml version="1.0" encoding="utf-8"?>
 <p:properties xmlns:p="http://schemas.microsoft.com/office/2006/metadata/properties" xmlns:xsi="http://www.w3.org/2001/XMLSchema-instance" xmlns:pc="http://schemas.microsoft.com/office/infopath/2007/PartnerControls">
   <documentManagement>
     <TaxCatchAll xmlns="42cc25d9-27fe-4f07-accb-ded05ec47eee" xsi:nil="true"/>
@@ -16768,15 +16663,7 @@
 </p:properties>
 </file>
 
-<file path=customXml/item4.xml><?xml version="1.0" encoding="utf-8"?>
-<b:Sources xmlns:b="http://schemas.openxmlformats.org/officeDocument/2006/bibliography" xmlns="http://schemas.openxmlformats.org/officeDocument/2006/bibliography" SelectedStyle="/APA.XSL" StyleName="APA"/>
-</file>
-
 <file path=customXml/itemProps1.xml><?xml version="1.0" encoding="utf-8"?>
-<ds:datastoreItem xmlns:ds="http://schemas.openxmlformats.org/officeDocument/2006/customXml" ds:itemID="{E1A392CF-E3E2-49C9-9EED-3BECD1E5A0F6}"/>
-</file>
-
-<file path=customXml/itemProps2.xml><?xml version="1.0" encoding="utf-8"?>
 <ds:datastoreItem xmlns:ds="http://schemas.openxmlformats.org/officeDocument/2006/customXml" ds:itemID="{8FB87CE3-B469-4182-AEDE-9227E391BD91}">
   <ds:schemaRefs>
     <ds:schemaRef ds:uri="http://schemas.microsoft.com/sharepoint/v3/contenttype/forms"/>
@@ -16784,7 +16671,34 @@
 </ds:datastoreItem>
 </file>
 
+<file path=customXml/itemProps2.xml><?xml version="1.0" encoding="utf-8"?>
+<ds:datastoreItem xmlns:ds="http://schemas.openxmlformats.org/officeDocument/2006/customXml" ds:itemID="{E1A392CF-E3E2-49C9-9EED-3BECD1E5A0F6}">
+  <ds:schemaRefs>
+    <ds:schemaRef ds:uri="http://schemas.microsoft.com/office/2006/metadata/contentType"/>
+    <ds:schemaRef ds:uri="http://schemas.microsoft.com/office/2006/metadata/properties/metaAttributes"/>
+    <ds:schemaRef ds:uri="http://www.w3.org/2001/XMLSchema"/>
+    <ds:schemaRef ds:uri="http://schemas.microsoft.com/office/2006/metadata/properties"/>
+    <ds:schemaRef ds:uri="ab9fedca-001d-4cc9-b244-d9c3be5a27d3"/>
+    <ds:schemaRef ds:uri="42cc25d9-27fe-4f07-accb-ded05ec47eee"/>
+    <ds:schemaRef ds:uri="http://schemas.microsoft.com/office/2006/documentManagement/types"/>
+    <ds:schemaRef ds:uri="http://schemas.microsoft.com/office/infopath/2007/PartnerControls"/>
+    <ds:schemaRef ds:uri="http://schemas.openxmlformats.org/package/2006/metadata/core-properties"/>
+    <ds:schemaRef ds:uri="http://purl.org/dc/elements/1.1/"/>
+    <ds:schemaRef ds:uri="http://purl.org/dc/terms/"/>
+    <ds:schemaRef ds:uri="http://schemas.microsoft.com/internal/obd"/>
+  </ds:schemaRefs>
+</ds:datastoreItem>
+</file>
+
 <file path=customXml/itemProps3.xml><?xml version="1.0" encoding="utf-8"?>
+<ds:datastoreItem xmlns:ds="http://schemas.openxmlformats.org/officeDocument/2006/customXml" ds:itemID="{EF278816-EC6F-A645-907D-7F25AECB1D4A}">
+  <ds:schemaRefs>
+    <ds:schemaRef ds:uri="http://schemas.openxmlformats.org/officeDocument/2006/bibliography"/>
+  </ds:schemaRefs>
+</ds:datastoreItem>
+</file>
+
+<file path=customXml/itemProps4.xml><?xml version="1.0" encoding="utf-8"?>
 <ds:datastoreItem xmlns:ds="http://schemas.openxmlformats.org/officeDocument/2006/customXml" ds:itemID="{7B319A58-F8E2-4C19-94CA-2C6944BB395B}">
   <ds:schemaRefs>
     <ds:schemaRef ds:uri="http://schemas.microsoft.com/office/2006/metadata/properties"/>
@@ -16793,12 +16707,4 @@
     <ds:schemaRef ds:uri="ab9fedca-001d-4cc9-b244-d9c3be5a27d3"/>
   </ds:schemaRefs>
 </ds:datastoreItem>
-</file>
-
-<file path=customXml/itemProps4.xml><?xml version="1.0" encoding="utf-8"?>
-<ds:datastoreItem xmlns:ds="http://schemas.openxmlformats.org/officeDocument/2006/customXml" ds:itemID="{EF278816-EC6F-A645-907D-7F25AECB1D4A}">
-  <ds:schemaRefs>
-    <ds:schemaRef ds:uri="http://schemas.openxmlformats.org/officeDocument/2006/bibliography"/>
-  </ds:schemaRefs>
-</ds:datastoreItem>
 </file>
--- a/Project Rooms/Operating Agreements/sources/Jeff Watson/Simplified OA Subfiles/02 - Summary of Operating Agreement Articles.docx
+++ b/Project Rooms/Operating Agreements/sources/Jeff Watson/Simplified OA Subfiles/02 - Summary of Operating Agreement Articles.docx
@@ -16372,15 +16372,6 @@
 </file>
 
 <file path=customXml/item1.xml><?xml version="1.0" encoding="utf-8"?>
-<?mso-contentType ?>
-<FormTemplates xmlns="http://schemas.microsoft.com/sharepoint/v3/contenttype/forms">
-  <Display>DocumentLibraryForm</Display>
-  <Edit>DocumentLibraryForm</Edit>
-  <New>DocumentLibraryForm</New>
-</FormTemplates>
-</file>
-
-<file path=customXml/item2.xml><?xml version="1.0" encoding="utf-8"?>
 <ct:contentTypeSchema xmlns:ct="http://schemas.microsoft.com/office/2006/metadata/contentType" xmlns:ma="http://schemas.microsoft.com/office/2006/metadata/properties/metaAttributes" ct:_="" ma:_="" ma:contentTypeName="Document" ma:contentTypeID="0x010100DDC7FDB1C8256C4EA4678CC05D188078" ma:contentTypeVersion="20" ma:contentTypeDescription="Create a new document." ma:contentTypeScope="" ma:versionID="2a9650d830cc67299a1a440994d8139a">
   <xsd:schema xmlns:xsd="http://www.w3.org/2001/XMLSchema" xmlns:xs="http://www.w3.org/2001/XMLSchema" xmlns:p="http://schemas.microsoft.com/office/2006/metadata/properties" xmlns:ns2="ab9fedca-001d-4cc9-b244-d9c3be5a27d3" xmlns:ns3="42cc25d9-27fe-4f07-accb-ded05ec47eee" targetNamespace="http://schemas.microsoft.com/office/2006/metadata/properties" ma:root="true" ma:fieldsID="b7be75ccca685a650eabb79854d6018f" ns2:_="" ns3:_="">
     <xsd:import namespace="ab9fedca-001d-4cc9-b244-d9c3be5a27d3"/>
@@ -16647,11 +16638,16 @@
 </ct:contentTypeSchema>
 </file>
 
-<file path=customXml/item3.xml><?xml version="1.0" encoding="utf-8"?>
-<b:Sources xmlns:b="http://schemas.openxmlformats.org/officeDocument/2006/bibliography" xmlns="http://schemas.openxmlformats.org/officeDocument/2006/bibliography" SelectedStyle="/APA.XSL" StyleName="APA"/>
+<file path=customXml/item2.xml><?xml version="1.0" encoding="utf-8"?>
+<?mso-contentType ?>
+<FormTemplates xmlns="http://schemas.microsoft.com/sharepoint/v3/contenttype/forms">
+  <Display>DocumentLibraryForm</Display>
+  <Edit>DocumentLibraryForm</Edit>
+  <New>DocumentLibraryForm</New>
+</FormTemplates>
 </file>
 
-<file path=customXml/item4.xml><?xml version="1.0" encoding="utf-8"?>
+<file path=customXml/item3.xml><?xml version="1.0" encoding="utf-8"?>
 <p:properties xmlns:p="http://schemas.microsoft.com/office/2006/metadata/properties" xmlns:xsi="http://www.w3.org/2001/XMLSchema-instance" xmlns:pc="http://schemas.microsoft.com/office/infopath/2007/PartnerControls">
   <documentManagement>
     <TaxCatchAll xmlns="42cc25d9-27fe-4f07-accb-ded05ec47eee" xsi:nil="true"/>
@@ -16663,15 +16659,11 @@
 </p:properties>
 </file>
 
-<file path=customXml/itemProps1.xml><?xml version="1.0" encoding="utf-8"?>
-<ds:datastoreItem xmlns:ds="http://schemas.openxmlformats.org/officeDocument/2006/customXml" ds:itemID="{8FB87CE3-B469-4182-AEDE-9227E391BD91}">
-  <ds:schemaRefs>
-    <ds:schemaRef ds:uri="http://schemas.microsoft.com/sharepoint/v3/contenttype/forms"/>
-  </ds:schemaRefs>
-</ds:datastoreItem>
+<file path=customXml/item4.xml><?xml version="1.0" encoding="utf-8"?>
+<b:Sources xmlns:b="http://schemas.openxmlformats.org/officeDocument/2006/bibliography" xmlns="http://schemas.openxmlformats.org/officeDocument/2006/bibliography" SelectedStyle="/APA.XSL" StyleName="APA"/>
 </file>
 
-<file path=customXml/itemProps2.xml><?xml version="1.0" encoding="utf-8"?>
+<file path=customXml/itemProps1.xml><?xml version="1.0" encoding="utf-8"?>
 <ds:datastoreItem xmlns:ds="http://schemas.openxmlformats.org/officeDocument/2006/customXml" ds:itemID="{E1A392CF-E3E2-49C9-9EED-3BECD1E5A0F6}">
   <ds:schemaRefs>
     <ds:schemaRef ds:uri="http://schemas.microsoft.com/office/2006/metadata/contentType"/>
@@ -16690,15 +16682,15 @@
 </ds:datastoreItem>
 </file>
 
-<file path=customXml/itemProps3.xml><?xml version="1.0" encoding="utf-8"?>
-<ds:datastoreItem xmlns:ds="http://schemas.openxmlformats.org/officeDocument/2006/customXml" ds:itemID="{EF278816-EC6F-A645-907D-7F25AECB1D4A}">
+<file path=customXml/itemProps2.xml><?xml version="1.0" encoding="utf-8"?>
+<ds:datastoreItem xmlns:ds="http://schemas.openxmlformats.org/officeDocument/2006/customXml" ds:itemID="{8FB87CE3-B469-4182-AEDE-9227E391BD91}">
   <ds:schemaRefs>
-    <ds:schemaRef ds:uri="http://schemas.openxmlformats.org/officeDocument/2006/bibliography"/>
+    <ds:schemaRef ds:uri="http://schemas.microsoft.com/sharepoint/v3/contenttype/forms"/>
   </ds:schemaRefs>
 </ds:datastoreItem>
 </file>
 
-<file path=customXml/itemProps4.xml><?xml version="1.0" encoding="utf-8"?>
+<file path=customXml/itemProps3.xml><?xml version="1.0" encoding="utf-8"?>
 <ds:datastoreItem xmlns:ds="http://schemas.openxmlformats.org/officeDocument/2006/customXml" ds:itemID="{7B319A58-F8E2-4C19-94CA-2C6944BB395B}">
   <ds:schemaRefs>
     <ds:schemaRef ds:uri="http://schemas.microsoft.com/office/2006/metadata/properties"/>
@@ -16707,4 +16699,12 @@
     <ds:schemaRef ds:uri="ab9fedca-001d-4cc9-b244-d9c3be5a27d3"/>
   </ds:schemaRefs>
 </ds:datastoreItem>
+</file>
+
+<file path=customXml/itemProps4.xml><?xml version="1.0" encoding="utf-8"?>
+<ds:datastoreItem xmlns:ds="http://schemas.openxmlformats.org/officeDocument/2006/customXml" ds:itemID="{EF278816-EC6F-A645-907D-7F25AECB1D4A}">
+  <ds:schemaRefs>
+    <ds:schemaRef ds:uri="http://schemas.openxmlformats.org/officeDocument/2006/bibliography"/>
+  </ds:schemaRefs>
+</ds:datastoreItem>
 </file>